--- a/RDS Engine Deployments Labs.docx
+++ b/RDS Engine Deployments Labs.docx
@@ -20,6 +20,68 @@
           <w:lang w:val="en-US"/>
         </w:rPr>
         <w:t>Cloud Databases (Amazon RDS) Labs</w:t>
+      </w:r>
+    </w:p>
+    <w:p>
+      <w:pPr>
+        <w:jc w:val="center"/>
+        <w:rPr>
+          <w:b/>
+          <w:bCs/>
+          <w:u w:val="single"/>
+          <w:lang w:val="en-US"/>
+        </w:rPr>
+      </w:pPr>
+    </w:p>
+    <w:p>
+      <w:pPr>
+        <w:jc w:val="center"/>
+        <w:rPr>
+          <w:b/>
+          <w:bCs/>
+          <w:u w:val="single"/>
+          <w:lang w:val="en-US"/>
+        </w:rPr>
+      </w:pPr>
+      <w:r>
+        <w:rPr>
+          <w:noProof/>
+        </w:rPr>
+        <w:drawing>
+          <wp:inline distT="0" distB="0" distL="0" distR="0" wp14:anchorId="67F78516" wp14:editId="29212B77">
+            <wp:extent cx="5731510" cy="3709670"/>
+            <wp:effectExtent l="0" t="0" r="2540" b="5080"/>
+            <wp:docPr id="65245954" name="Picture 1"/>
+            <wp:cNvGraphicFramePr>
+              <a:graphicFrameLocks xmlns:a="http://schemas.openxmlformats.org/drawingml/2006/main" noChangeAspect="1"/>
+            </wp:cNvGraphicFramePr>
+            <a:graphic xmlns:a="http://schemas.openxmlformats.org/drawingml/2006/main">
+              <a:graphicData uri="http://schemas.openxmlformats.org/drawingml/2006/picture">
+                <pic:pic xmlns:pic="http://schemas.openxmlformats.org/drawingml/2006/picture">
+                  <pic:nvPicPr>
+                    <pic:cNvPr id="65245954" name=""/>
+                    <pic:cNvPicPr/>
+                  </pic:nvPicPr>
+                  <pic:blipFill>
+                    <a:blip r:embed="rId5"/>
+                    <a:stretch>
+                      <a:fillRect/>
+                    </a:stretch>
+                  </pic:blipFill>
+                  <pic:spPr>
+                    <a:xfrm>
+                      <a:off x="0" y="0"/>
+                      <a:ext cx="5731510" cy="3709670"/>
+                    </a:xfrm>
+                    <a:prstGeom prst="rect">
+                      <a:avLst/>
+                    </a:prstGeom>
+                  </pic:spPr>
+                </pic:pic>
+              </a:graphicData>
+            </a:graphic>
+          </wp:inline>
+        </w:drawing>
       </w:r>
     </w:p>
     <w:p>
@@ -120,7 +182,7 @@
                     <pic:cNvPicPr/>
                   </pic:nvPicPr>
                   <pic:blipFill>
-                    <a:blip r:embed="rId5"/>
+                    <a:blip r:embed="rId6"/>
                     <a:stretch>
                       <a:fillRect/>
                     </a:stretch>
@@ -534,7 +596,6 @@
         <w:rPr>
           <w:noProof/>
         </w:rPr>
-        <w:lastRenderedPageBreak/>
         <w:drawing>
           <wp:inline distT="0" distB="0" distL="0" distR="0" wp14:anchorId="4A356E78" wp14:editId="23B16A75">
             <wp:extent cx="5731510" cy="2986405"/>
@@ -551,7 +612,7 @@
                     <pic:cNvPicPr/>
                   </pic:nvPicPr>
                   <pic:blipFill>
-                    <a:blip r:embed="rId6"/>
+                    <a:blip r:embed="rId7"/>
                     <a:stretch>
                       <a:fillRect/>
                     </a:stretch>
@@ -582,6 +643,7 @@
         <w:rPr>
           <w:noProof/>
         </w:rPr>
+        <w:lastRenderedPageBreak/>
         <w:drawing>
           <wp:inline distT="0" distB="0" distL="0" distR="0" wp14:anchorId="42EFD91E" wp14:editId="4A27DE1D">
             <wp:extent cx="5731510" cy="2287905"/>
@@ -598,7 +660,7 @@
                     <pic:cNvPicPr/>
                   </pic:nvPicPr>
                   <pic:blipFill>
-                    <a:blip r:embed="rId7"/>
+                    <a:blip r:embed="rId8"/>
                     <a:stretch>
                       <a:fillRect/>
                     </a:stretch>
@@ -686,7 +748,7 @@
                     <pic:cNvPicPr/>
                   </pic:nvPicPr>
                   <pic:blipFill>
-                    <a:blip r:embed="rId8"/>
+                    <a:blip r:embed="rId9"/>
                     <a:stretch>
                       <a:fillRect/>
                     </a:stretch>
@@ -757,7 +819,7 @@
                     <pic:cNvPicPr/>
                   </pic:nvPicPr>
                   <pic:blipFill>
-                    <a:blip r:embed="rId9"/>
+                    <a:blip r:embed="rId10"/>
                     <a:stretch>
                       <a:fillRect/>
                     </a:stretch>
@@ -968,7 +1030,7 @@
                     <pic:cNvPicPr/>
                   </pic:nvPicPr>
                   <pic:blipFill>
-                    <a:blip r:embed="rId10"/>
+                    <a:blip r:embed="rId11"/>
                     <a:stretch>
                       <a:fillRect/>
                     </a:stretch>
@@ -999,6 +1061,7 @@
         <w:rPr>
           <w:lang w:val="en-US"/>
         </w:rPr>
+        <w:lastRenderedPageBreak/>
         <w:t>Storage</w:t>
       </w:r>
     </w:p>
@@ -1098,7 +1161,7 @@
                     <pic:cNvPicPr/>
                   </pic:nvPicPr>
                   <pic:blipFill>
-                    <a:blip r:embed="rId11"/>
+                    <a:blip r:embed="rId12"/>
                     <a:stretch>
                       <a:fillRect/>
                     </a:stretch>
@@ -1184,7 +1247,7 @@
                     <pic:cNvPicPr/>
                   </pic:nvPicPr>
                   <pic:blipFill>
-                    <a:blip r:embed="rId12"/>
+                    <a:blip r:embed="rId13"/>
                     <a:stretch>
                       <a:fillRect/>
                     </a:stretch>
@@ -1369,6 +1432,7 @@
           <w:iCs/>
           <w:lang w:val="en-US"/>
         </w:rPr>
+        <w:lastRenderedPageBreak/>
         <w:t>They guarantee business continuity, regulatory compliance &amp; recovery against accidental data corruption or malicious deletion.</w:t>
       </w:r>
     </w:p>
@@ -1398,7 +1462,7 @@
                     <pic:cNvPicPr/>
                   </pic:nvPicPr>
                   <pic:blipFill>
-                    <a:blip r:embed="rId13"/>
+                    <a:blip r:embed="rId14"/>
                     <a:stretch>
                       <a:fillRect/>
                     </a:stretch>
@@ -1429,7 +1493,6 @@
         <w:rPr>
           <w:noProof/>
         </w:rPr>
-        <w:lastRenderedPageBreak/>
         <w:drawing>
           <wp:inline distT="0" distB="0" distL="0" distR="0" wp14:anchorId="0BE167C3" wp14:editId="61566C4B">
             <wp:extent cx="4314825" cy="4791075"/>
@@ -1446,7 +1509,7 @@
                     <pic:cNvPicPr/>
                   </pic:nvPicPr>
                   <pic:blipFill>
-                    <a:blip r:embed="rId14"/>
+                    <a:blip r:embed="rId15"/>
                     <a:stretch>
                       <a:fillRect/>
                     </a:stretch>
@@ -1509,6 +1572,7 @@
     </w:p>
     <w:p>
       <w:r>
+        <w:lastRenderedPageBreak/>
         <w:t>Snapshot</w:t>
       </w:r>
     </w:p>
@@ -1577,7 +1641,7 @@
                     <pic:cNvPicPr/>
                   </pic:nvPicPr>
                   <pic:blipFill>
-                    <a:blip r:embed="rId15"/>
+                    <a:blip r:embed="rId16"/>
                     <a:stretch>
                       <a:fillRect/>
                     </a:stretch>
@@ -1618,7 +1682,6 @@
         <w:rPr>
           <w:noProof/>
         </w:rPr>
-        <w:lastRenderedPageBreak/>
         <w:drawing>
           <wp:inline distT="0" distB="0" distL="0" distR="0" wp14:anchorId="4C922087" wp14:editId="46795BD3">
             <wp:extent cx="5731510" cy="936625"/>
@@ -1635,7 +1698,7 @@
                     <pic:cNvPicPr/>
                   </pic:nvPicPr>
                   <pic:blipFill>
-                    <a:blip r:embed="rId16"/>
+                    <a:blip r:embed="rId17"/>
                     <a:stretch>
                       <a:fillRect/>
                     </a:stretch>
@@ -1693,7 +1756,7 @@
                     <pic:cNvPicPr/>
                   </pic:nvPicPr>
                   <pic:blipFill>
-                    <a:blip r:embed="rId17"/>
+                    <a:blip r:embed="rId18"/>
                     <a:stretch>
                       <a:fillRect/>
                     </a:stretch>
@@ -1743,6 +1806,7 @@
         <w:rPr>
           <w:noProof/>
         </w:rPr>
+        <w:lastRenderedPageBreak/>
         <w:drawing>
           <wp:inline distT="0" distB="0" distL="0" distR="0" wp14:anchorId="49695402" wp14:editId="4D47569D">
             <wp:extent cx="5731510" cy="3203575"/>
@@ -1759,7 +1823,7 @@
                     <pic:cNvPicPr/>
                   </pic:nvPicPr>
                   <pic:blipFill>
-                    <a:blip r:embed="rId18"/>
+                    <a:blip r:embed="rId19"/>
                     <a:stretch>
                       <a:fillRect/>
                     </a:stretch>
@@ -1839,7 +1903,6 @@
     </w:p>
     <w:p>
       <w:r>
-        <w:lastRenderedPageBreak/>
         <w:t>Snapshot being restored</w:t>
       </w:r>
     </w:p>
@@ -1864,7 +1927,7 @@
                     <pic:cNvPicPr/>
                   </pic:nvPicPr>
                   <pic:blipFill>
-                    <a:blip r:embed="rId19"/>
+                    <a:blip r:embed="rId20"/>
                     <a:stretch>
                       <a:fillRect/>
                     </a:stretch>
@@ -1911,7 +1974,7 @@
                     <pic:cNvPicPr/>
                   </pic:nvPicPr>
                   <pic:blipFill>
-                    <a:blip r:embed="rId20"/>
+                    <a:blip r:embed="rId21"/>
                     <a:stretch>
                       <a:fillRect/>
                     </a:stretch>
@@ -2013,7 +2076,7 @@
                     <pic:cNvPicPr/>
                   </pic:nvPicPr>
                   <pic:blipFill>
-                    <a:blip r:embed="rId21"/>
+                    <a:blip r:embed="rId22"/>
                     <a:stretch>
                       <a:fillRect/>
                     </a:stretch>
@@ -2061,6 +2124,7 @@
           <w:i/>
           <w:iCs/>
         </w:rPr>
+        <w:lastRenderedPageBreak/>
         <w:t>student-db-snapshot-restore.cyf4o0qgmrxy.us-east-1.rds.amazonaws.com</w:t>
       </w:r>
       <w:r>
@@ -2094,7 +2158,7 @@
                     <pic:cNvPicPr/>
                   </pic:nvPicPr>
                   <pic:blipFill>
-                    <a:blip r:embed="rId22"/>
+                    <a:blip r:embed="rId23"/>
                     <a:stretch>
                       <a:fillRect/>
                     </a:stretch>
@@ -2125,7 +2189,6 @@
         <w:rPr>
           <w:noProof/>
         </w:rPr>
-        <w:lastRenderedPageBreak/>
         <w:drawing>
           <wp:inline distT="0" distB="0" distL="0" distR="0" wp14:anchorId="0C5D3B1C" wp14:editId="6FB15C4A">
             <wp:extent cx="2590800" cy="4010025"/>
@@ -2142,7 +2205,7 @@
                     <pic:cNvPicPr/>
                   </pic:nvPicPr>
                   <pic:blipFill>
-                    <a:blip r:embed="rId23"/>
+                    <a:blip r:embed="rId24"/>
                     <a:stretch>
                       <a:fillRect/>
                     </a:stretch>
@@ -2175,6 +2238,7 @@
         <w:rPr>
           <w:noProof/>
         </w:rPr>
+        <w:lastRenderedPageBreak/>
         <w:drawing>
           <wp:inline distT="0" distB="0" distL="0" distR="0" wp14:anchorId="138E7406" wp14:editId="0C49BC2F">
             <wp:extent cx="5731510" cy="2458085"/>
@@ -2191,7 +2255,7 @@
                     <pic:cNvPicPr/>
                   </pic:nvPicPr>
                   <pic:blipFill>
-                    <a:blip r:embed="rId24"/>
+                    <a:blip r:embed="rId25"/>
                     <a:stretch>
                       <a:fillRect/>
                     </a:stretch>
@@ -2218,7 +2282,6 @@
         <w:rPr>
           <w:noProof/>
         </w:rPr>
-        <w:lastRenderedPageBreak/>
         <w:drawing>
           <wp:inline distT="0" distB="0" distL="0" distR="0" wp14:anchorId="4FF4B3C4" wp14:editId="3336E94C">
             <wp:extent cx="5731510" cy="2582545"/>
@@ -2235,7 +2298,7 @@
                     <pic:cNvPicPr/>
                   </pic:nvPicPr>
                   <pic:blipFill>
-                    <a:blip r:embed="rId25"/>
+                    <a:blip r:embed="rId26"/>
                     <a:stretch>
                       <a:fillRect/>
                     </a:stretch>
@@ -2281,6 +2344,7 @@
         <w:rPr>
           <w:noProof/>
         </w:rPr>
+        <w:lastRenderedPageBreak/>
         <w:drawing>
           <wp:inline distT="0" distB="0" distL="0" distR="0" wp14:anchorId="58E21745" wp14:editId="74A384EF">
             <wp:extent cx="3886200" cy="5133975"/>
@@ -2297,7 +2361,7 @@
                     <pic:cNvPicPr/>
                   </pic:nvPicPr>
                   <pic:blipFill>
-                    <a:blip r:embed="rId26"/>
+                    <a:blip r:embed="rId27"/>
                     <a:stretch>
                       <a:fillRect/>
                     </a:stretch>
